--- a/template/FORMULIR PERMOHONAN INFORMASI.docx
+++ b/template/FORMULIR PERMOHONAN INFORMASI.docx
@@ -13,64 +13,587 @@
       </w:pPr>
       <w:r>
         <w:rPr>
-          <w:rFonts w:ascii="Arial" w:hAnsi="Arial" w:cs="Arial"/>
           <w:noProof/>
         </w:rPr>
-        <w:drawing>
-          <wp:anchor distT="0" distB="0" distL="114300" distR="114300" simplePos="0" relativeHeight="251667456" behindDoc="0" locked="0" layoutInCell="1" allowOverlap="1" wp14:anchorId="1521E45F" wp14:editId="433A7A41">
-            <wp:simplePos x="0" y="0"/>
-            <wp:positionH relativeFrom="page">
-              <wp:align>right</wp:align>
-            </wp:positionH>
-            <wp:positionV relativeFrom="paragraph">
-              <wp:posOffset>-881380</wp:posOffset>
-            </wp:positionV>
-            <wp:extent cx="7539283" cy="1727200"/>
-            <wp:effectExtent l="0" t="0" r="5080" b="6350"/>
-            <wp:wrapNone/>
-            <wp:docPr id="41199896" name="Picture 3"/>
-            <wp:cNvGraphicFramePr>
-              <a:graphicFrameLocks xmlns:a="http://schemas.openxmlformats.org/drawingml/2006/main" noChangeAspect="1"/>
-            </wp:cNvGraphicFramePr>
-            <a:graphic xmlns:a="http://schemas.openxmlformats.org/drawingml/2006/main">
-              <a:graphicData uri="http://schemas.openxmlformats.org/drawingml/2006/picture">
-                <pic:pic xmlns:pic="http://schemas.openxmlformats.org/drawingml/2006/picture">
-                  <pic:nvPicPr>
-                    <pic:cNvPr id="439828967" name="Picture 439828967"/>
-                    <pic:cNvPicPr/>
-                  </pic:nvPicPr>
-                  <pic:blipFill>
-                    <a:blip r:embed="rId7">
-                      <a:extLst>
-                        <a:ext uri="{28A0092B-C50C-407E-A947-70E740481C1C}">
-                          <a14:useLocalDpi xmlns:a14="http://schemas.microsoft.com/office/drawing/2010/main" val="0"/>
-                        </a:ext>
-                      </a:extLst>
-                    </a:blip>
-                    <a:stretch>
-                      <a:fillRect/>
-                    </a:stretch>
-                  </pic:blipFill>
-                  <pic:spPr>
-                    <a:xfrm>
-                      <a:off x="0" y="0"/>
-                      <a:ext cx="7539283" cy="1727200"/>
-                    </a:xfrm>
-                    <a:prstGeom prst="rect">
-                      <a:avLst/>
-                    </a:prstGeom>
-                  </pic:spPr>
-                </pic:pic>
-              </a:graphicData>
-            </a:graphic>
-            <wp14:sizeRelH relativeFrom="page">
-              <wp14:pctWidth>0</wp14:pctWidth>
-            </wp14:sizeRelH>
-            <wp14:sizeRelV relativeFrom="page">
-              <wp14:pctHeight>0</wp14:pctHeight>
-            </wp14:sizeRelV>
-          </wp:anchor>
-        </w:drawing>
+        <mc:AlternateContent>
+          <mc:Choice Requires="wpg">
+            <w:drawing>
+              <wp:anchor distT="0" distB="0" distL="114300" distR="114300" simplePos="0" relativeHeight="251671552" behindDoc="0" locked="0" layoutInCell="1" allowOverlap="1" wp14:anchorId="2DFDF911" wp14:editId="79B2D089">
+                <wp:simplePos x="0" y="0"/>
+                <wp:positionH relativeFrom="margin">
+                  <wp:posOffset>-438150</wp:posOffset>
+                </wp:positionH>
+                <wp:positionV relativeFrom="paragraph">
+                  <wp:posOffset>-845185</wp:posOffset>
+                </wp:positionV>
+                <wp:extent cx="7046595" cy="1446530"/>
+                <wp:effectExtent l="0" t="0" r="1905" b="1270"/>
+                <wp:wrapNone/>
+                <wp:docPr id="9" name="Group 9"/>
+                <wp:cNvGraphicFramePr>
+                  <a:graphicFrameLocks xmlns:a="http://schemas.openxmlformats.org/drawingml/2006/main"/>
+                </wp:cNvGraphicFramePr>
+                <a:graphic xmlns:a="http://schemas.openxmlformats.org/drawingml/2006/main">
+                  <a:graphicData uri="http://schemas.microsoft.com/office/word/2010/wordprocessingGroup">
+                    <wpg:wgp>
+                      <wpg:cNvGrpSpPr>
+                        <a:grpSpLocks/>
+                      </wpg:cNvGrpSpPr>
+                      <wpg:grpSpPr bwMode="auto">
+                        <a:xfrm>
+                          <a:off x="0" y="0"/>
+                          <a:ext cx="7046595" cy="1446530"/>
+                          <a:chOff x="0" y="0"/>
+                          <a:chExt cx="7046702" cy="1447021"/>
+                        </a:xfrm>
+                      </wpg:grpSpPr>
+                      <wps:wsp>
+                        <wps:cNvPr id="10" name="Text Box 1"/>
+                        <wps:cNvSpPr txBox="1">
+                          <a:spLocks noChangeArrowheads="1"/>
+                        </wps:cNvSpPr>
+                        <wps:spPr bwMode="auto">
+                          <a:xfrm>
+                            <a:off x="474452" y="129396"/>
+                            <a:ext cx="6572250" cy="1317625"/>
+                          </a:xfrm>
+                          <a:prstGeom prst="rect">
+                            <a:avLst/>
+                          </a:prstGeom>
+                          <a:solidFill>
+                            <a:srgbClr val="FFFFFF"/>
+                          </a:solidFill>
+                          <a:ln>
+                            <a:noFill/>
+                          </a:ln>
+                          <a:extLst>
+                            <a:ext uri="{91240B29-F687-4F45-9708-019B960494DF}">
+                              <a14:hiddenLine xmlns:a14="http://schemas.microsoft.com/office/drawing/2010/main" w="9525">
+                                <a:solidFill>
+                                  <a:srgbClr val="000000"/>
+                                </a:solidFill>
+                                <a:miter lim="800000"/>
+                                <a:headEnd/>
+                                <a:tailEnd/>
+                              </a14:hiddenLine>
+                            </a:ext>
+                          </a:extLst>
+                        </wps:spPr>
+                        <wps:txbx>
+                          <w:txbxContent>
+                            <w:p>
+                              <w:pPr>
+                                <w:pStyle w:val="Header"/>
+                                <w:ind w:left="709" w:right="6"/>
+                                <w:jc w:val="center"/>
+                                <w:rPr>
+                                  <w:rFonts w:ascii="Times New Roman" w:hAnsi="Times New Roman" w:cs="Times New Roman"/>
+                                  <w:w w:val="90"/>
+                                  <w:sz w:val="28"/>
+                                  <w:szCs w:val="28"/>
+                                  <w:lang w:val="fi-FI"/>
+                                </w:rPr>
+                              </w:pPr>
+                              <w:bookmarkStart w:id="0" w:name="_Hlk187764472"/>
+                              <w:bookmarkStart w:id="1" w:name="_Hlk187764473"/>
+                              <w:bookmarkStart w:id="2" w:name="_Hlk187764479"/>
+                              <w:bookmarkStart w:id="3" w:name="_Hlk187764480"/>
+                              <w:r>
+                                <w:rPr>
+                                  <w:rFonts w:ascii="Times New Roman" w:hAnsi="Times New Roman" w:cs="Times New Roman"/>
+                                  <w:w w:val="90"/>
+                                  <w:sz w:val="28"/>
+                                  <w:szCs w:val="28"/>
+                                  <w:lang w:val="fi-FI"/>
+                                </w:rPr>
+                                <w:t>KEMENTERIAN PENDIDIKAN</w:t>
+                              </w:r>
+                              <w:r>
+                                <w:rPr>
+                                  <w:rFonts w:ascii="Times New Roman" w:hAnsi="Times New Roman" w:cs="Times New Roman"/>
+                                  <w:w w:val="90"/>
+                                  <w:sz w:val="28"/>
+                                  <w:szCs w:val="28"/>
+                                  <w:lang w:val="fi-FI"/>
+                                </w:rPr>
+                                <w:t xml:space="preserve"> TINGGI</w:t>
+                              </w:r>
+                              <w:r>
+                                <w:rPr>
+                                  <w:rFonts w:ascii="Times New Roman" w:hAnsi="Times New Roman" w:cs="Times New Roman"/>
+                                  <w:w w:val="90"/>
+                                  <w:sz w:val="28"/>
+                                  <w:szCs w:val="28"/>
+                                  <w:lang w:val="fi-FI"/>
+                                </w:rPr>
+                                <w:t xml:space="preserve">, </w:t>
+                              </w:r>
+                              <w:r>
+                                <w:rPr>
+                                  <w:rFonts w:ascii="Times New Roman" w:hAnsi="Times New Roman" w:cs="Times New Roman"/>
+                                  <w:w w:val="90"/>
+                                  <w:sz w:val="28"/>
+                                  <w:szCs w:val="28"/>
+                                  <w:lang w:val="fi-FI"/>
+                                </w:rPr>
+                                <w:t xml:space="preserve">SAINS </w:t>
+                              </w:r>
+                              <w:r>
+                                <w:rPr>
+                                  <w:rFonts w:ascii="Times New Roman" w:hAnsi="Times New Roman" w:cs="Times New Roman"/>
+                                  <w:w w:val="90"/>
+                                  <w:sz w:val="28"/>
+                                  <w:szCs w:val="28"/>
+                                  <w:lang w:val="fi-FI"/>
+                                </w:rPr>
+                                <w:t>DAN TEKNOLOGI</w:t>
+                              </w:r>
+                            </w:p>
+                            <w:p>
+                              <w:pPr>
+                                <w:pStyle w:val="Header"/>
+                                <w:ind w:left="709"/>
+                                <w:jc w:val="center"/>
+                                <w:rPr>
+                                  <w:rFonts w:ascii="Times New Roman" w:hAnsi="Times New Roman" w:cs="Times New Roman"/>
+                                  <w:b/>
+                                  <w:w w:val="90"/>
+                                  <w:sz w:val="28"/>
+                                  <w:szCs w:val="28"/>
+                                </w:rPr>
+                              </w:pPr>
+                              <w:r>
+                                <w:rPr>
+                                  <w:rFonts w:ascii="Times New Roman" w:hAnsi="Times New Roman" w:cs="Times New Roman"/>
+                                  <w:b/>
+                                  <w:w w:val="90"/>
+                                  <w:sz w:val="28"/>
+                                  <w:szCs w:val="28"/>
+                                </w:rPr>
+                                <w:t>LEMBAGA LAYANAN PENDIDIKAN TINGGI</w:t>
+                              </w:r>
+                            </w:p>
+                            <w:p>
+                              <w:pPr>
+                                <w:pStyle w:val="Header"/>
+                                <w:ind w:left="709"/>
+                                <w:jc w:val="center"/>
+                                <w:rPr>
+                                  <w:rFonts w:ascii="Times New Roman" w:hAnsi="Times New Roman" w:cs="Times New Roman"/>
+                                  <w:sz w:val="32"/>
+                                  <w:szCs w:val="32"/>
+                                </w:rPr>
+                              </w:pPr>
+                              <w:r>
+                                <w:rPr>
+                                  <w:rFonts w:ascii="Times New Roman" w:hAnsi="Times New Roman" w:cs="Times New Roman"/>
+                                  <w:b/>
+                                  <w:w w:val="90"/>
+                                  <w:sz w:val="28"/>
+                                  <w:szCs w:val="28"/>
+                                </w:rPr>
+                                <w:t>WILAYAH IV</w:t>
+                              </w:r>
+                            </w:p>
+                            <w:p>
+                              <w:pPr>
+                                <w:spacing w:after="0" w:line="240" w:lineRule="auto"/>
+                                <w:jc w:val="center"/>
+                                <w:rPr>
+                                  <w:rFonts w:ascii="Times New Roman" w:hAnsi="Times New Roman" w:cs="Times New Roman"/>
+                                  <w:lang w:val="fi-FI"/>
+                                </w:rPr>
+                              </w:pPr>
+                              <w:r>
+                                <w:rPr>
+                                  <w:rFonts w:ascii="Times New Roman" w:hAnsi="Times New Roman" w:cs="Times New Roman"/>
+                                  <w:lang w:val="fi-FI"/>
+                                </w:rPr>
+                                <w:t>Alamat Jalan Khp Hasan Mustopa Nomor 38 Kota Bandung 40124</w:t>
+                              </w:r>
+                            </w:p>
+                            <w:p>
+                              <w:pPr>
+                                <w:spacing w:after="0" w:line="240" w:lineRule="auto"/>
+                                <w:jc w:val="center"/>
+                                <w:rPr>
+                                  <w:rFonts w:ascii="Times New Roman" w:hAnsi="Times New Roman" w:cs="Times New Roman"/>
+                                  <w:lang w:val="fi-FI"/>
+                                </w:rPr>
+                              </w:pPr>
+                              <w:r>
+                                <w:rPr>
+                                  <w:rFonts w:ascii="Times New Roman" w:hAnsi="Times New Roman" w:cs="Times New Roman"/>
+                                  <w:lang w:val="fi-FI"/>
+                                </w:rPr>
+                                <w:t xml:space="preserve">Telepon (022) 7275630 </w:t>
+                              </w:r>
+                            </w:p>
+                            <w:p>
+                              <w:pPr>
+                                <w:spacing w:after="0" w:line="240" w:lineRule="auto"/>
+                                <w:jc w:val="center"/>
+                                <w:rPr>
+                                  <w:rFonts w:ascii="Times New Roman" w:hAnsi="Times New Roman" w:cs="Times New Roman"/>
+                                </w:rPr>
+                              </w:pPr>
+                              <w:r>
+                                <w:rPr>
+                                  <w:rFonts w:ascii="Times New Roman" w:hAnsi="Times New Roman" w:cs="Times New Roman"/>
+                                  <w:lang w:val="fi-FI"/>
+                                </w:rPr>
+                                <w:t>Laman www.lldikti4.</w:t>
+                              </w:r>
+                              <w:r>
+                                <w:rPr>
+                                  <w:rFonts w:ascii="Times New Roman" w:hAnsi="Times New Roman" w:cs="Times New Roman"/>
+                                  <w:lang w:val="fi-FI"/>
+                                </w:rPr>
+                                <w:t>kemdiktisaintek</w:t>
+                              </w:r>
+                              <w:r>
+                                <w:rPr>
+                                  <w:rFonts w:ascii="Times New Roman" w:hAnsi="Times New Roman" w:cs="Times New Roman"/>
+                                  <w:lang w:val="fi-FI"/>
+                                </w:rPr>
+                                <w:t>.go.id</w:t>
+                              </w:r>
+                              <w:bookmarkEnd w:id="0"/>
+                              <w:bookmarkEnd w:id="1"/>
+                              <w:bookmarkEnd w:id="2"/>
+                              <w:bookmarkEnd w:id="3"/>
+                            </w:p>
+                          </w:txbxContent>
+                        </wps:txbx>
+                        <wps:bodyPr rot="0" vert="horz" wrap="square" lIns="91440" tIns="45720" rIns="91440" bIns="45720" anchor="t" anchorCtr="0" upright="1">
+                          <a:noAutofit/>
+                        </wps:bodyPr>
+                      </wps:wsp>
+                      <wps:wsp>
+                        <wps:cNvPr id="11" name="Straight Arrow Connector 11"/>
+                        <wps:cNvCnPr>
+                          <a:cxnSpLocks noChangeShapeType="1"/>
+                        </wps:cNvCnPr>
+                        <wps:spPr bwMode="auto">
+                          <a:xfrm>
+                            <a:off x="69011" y="1414732"/>
+                            <a:ext cx="6407785" cy="0"/>
+                          </a:xfrm>
+                          <a:prstGeom prst="straightConnector1">
+                            <a:avLst/>
+                          </a:prstGeom>
+                          <a:noFill/>
+                          <a:ln w="28575">
+                            <a:solidFill>
+                              <a:srgbClr val="000000"/>
+                            </a:solidFill>
+                            <a:round/>
+                            <a:headEnd/>
+                            <a:tailEnd/>
+                          </a:ln>
+                          <a:extLst>
+                            <a:ext uri="{909E8E84-426E-40DD-AFC4-6F175D3DCCD1}">
+                              <a14:hiddenFill xmlns:a14="http://schemas.microsoft.com/office/drawing/2010/main">
+                                <a:noFill/>
+                              </a14:hiddenFill>
+                            </a:ext>
+                          </a:extLst>
+                        </wps:spPr>
+                        <wps:bodyPr/>
+                      </wps:wsp>
+                      <pic:pic xmlns:pic="http://schemas.openxmlformats.org/drawingml/2006/picture">
+                        <pic:nvPicPr>
+                          <pic:cNvPr id="12" name="Picture 12" descr="C:\Users\Kepegawaian\Downloads\4924de679121202.png"/>
+                          <pic:cNvPicPr>
+                            <a:picLocks noChangeAspect="1"/>
+                          </pic:cNvPicPr>
+                        </pic:nvPicPr>
+                        <pic:blipFill>
+                          <a:blip r:embed="rId7">
+                            <a:extLst>
+                              <a:ext uri="{28A0092B-C50C-407E-A947-70E740481C1C}">
+                                <a14:useLocalDpi xmlns:a14="http://schemas.microsoft.com/office/drawing/2010/main" val="0"/>
+                              </a:ext>
+                            </a:extLst>
+                          </a:blip>
+                          <a:srcRect/>
+                          <a:stretch>
+                            <a:fillRect/>
+                          </a:stretch>
+                        </pic:blipFill>
+                        <pic:spPr bwMode="auto">
+                          <a:xfrm>
+                            <a:off x="0" y="0"/>
+                            <a:ext cx="1423358" cy="1406106"/>
+                          </a:xfrm>
+                          <a:prstGeom prst="rect">
+                            <a:avLst/>
+                          </a:prstGeom>
+                          <a:noFill/>
+                          <a:ln>
+                            <a:noFill/>
+                          </a:ln>
+                          <a:extLst>
+                            <a:ext uri="{909E8E84-426E-40DD-AFC4-6F175D3DCCD1}">
+                              <a14:hiddenFill xmlns:a14="http://schemas.microsoft.com/office/drawing/2010/main">
+                                <a:solidFill>
+                                  <a:srgbClr val="FFFFFF"/>
+                                </a:solidFill>
+                              </a14:hiddenFill>
+                            </a:ext>
+                            <a:ext uri="{91240B29-F687-4F45-9708-019B960494DF}">
+                              <a14:hiddenLine xmlns:a14="http://schemas.microsoft.com/office/drawing/2010/main" w="9525">
+                                <a:solidFill>
+                                  <a:srgbClr val="000000"/>
+                                </a:solidFill>
+                                <a:miter lim="800000"/>
+                                <a:headEnd/>
+                                <a:tailEnd/>
+                              </a14:hiddenLine>
+                            </a:ext>
+                          </a:extLst>
+                        </pic:spPr>
+                      </pic:pic>
+                    </wpg:wgp>
+                  </a:graphicData>
+                </a:graphic>
+                <wp14:sizeRelH relativeFrom="margin">
+                  <wp14:pctWidth>0</wp14:pctWidth>
+                </wp14:sizeRelH>
+                <wp14:sizeRelV relativeFrom="margin">
+                  <wp14:pctHeight>0</wp14:pctHeight>
+                </wp14:sizeRelV>
+              </wp:anchor>
+            </w:drawing>
+          </mc:Choice>
+          <mc:Fallback>
+            <w:pict>
+              <v:group w14:anchorId="2DFDF911" id="Group 9" o:spid="_x0000_s1026" style="position:absolute;margin-left:-34.5pt;margin-top:-66.55pt;width:554.85pt;height:113.9pt;z-index:251671552;mso-position-horizontal-relative:margin;mso-width-relative:margin;mso-height-relative:margin" coordsize="70467,14470" o:gfxdata="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">
+                <v:shapetype id="_x0000_t202" coordsize="21600,21600" o:spt="202" path="m,l,21600r21600,l21600,xe">
+                  <v:stroke joinstyle="miter"/>
+                  <v:path gradientshapeok="t" o:connecttype="rect"/>
+                </v:shapetype>
+                <v:shape id="Text Box 1" o:spid="_x0000_s1027" type="#_x0000_t202" style="position:absolute;left:4744;top:1293;width:65723;height:13177;visibility:visible;mso-wrap-style:square;v-text-anchor:top" o:gfxdata="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" stroked="f">
+                  <v:textbox>
+                    <w:txbxContent>
+                      <w:p>
+                        <w:pPr>
+                          <w:pStyle w:val="Header"/>
+                          <w:ind w:left="709" w:right="6"/>
+                          <w:jc w:val="center"/>
+                          <w:rPr>
+                            <w:rFonts w:ascii="Times New Roman" w:hAnsi="Times New Roman" w:cs="Times New Roman"/>
+                            <w:w w:val="90"/>
+                            <w:sz w:val="28"/>
+                            <w:szCs w:val="28"/>
+                            <w:lang w:val="fi-FI"/>
+                          </w:rPr>
+                        </w:pPr>
+                        <w:bookmarkStart w:id="4" w:name="_Hlk187764472"/>
+                        <w:bookmarkStart w:id="5" w:name="_Hlk187764473"/>
+                        <w:bookmarkStart w:id="6" w:name="_Hlk187764479"/>
+                        <w:bookmarkStart w:id="7" w:name="_Hlk187764480"/>
+                        <w:r>
+                          <w:rPr>
+                            <w:rFonts w:ascii="Times New Roman" w:hAnsi="Times New Roman" w:cs="Times New Roman"/>
+                            <w:w w:val="90"/>
+                            <w:sz w:val="28"/>
+                            <w:szCs w:val="28"/>
+                            <w:lang w:val="fi-FI"/>
+                          </w:rPr>
+                          <w:t>KEMENTERIAN PENDIDIKAN</w:t>
+                        </w:r>
+                        <w:r>
+                          <w:rPr>
+                            <w:rFonts w:ascii="Times New Roman" w:hAnsi="Times New Roman" w:cs="Times New Roman"/>
+                            <w:w w:val="90"/>
+                            <w:sz w:val="28"/>
+                            <w:szCs w:val="28"/>
+                            <w:lang w:val="fi-FI"/>
+                          </w:rPr>
+                          <w:t xml:space="preserve"> TINGGI</w:t>
+                        </w:r>
+                        <w:r>
+                          <w:rPr>
+                            <w:rFonts w:ascii="Times New Roman" w:hAnsi="Times New Roman" w:cs="Times New Roman"/>
+                            <w:w w:val="90"/>
+                            <w:sz w:val="28"/>
+                            <w:szCs w:val="28"/>
+                            <w:lang w:val="fi-FI"/>
+                          </w:rPr>
+                          <w:t xml:space="preserve">, </w:t>
+                        </w:r>
+                        <w:r>
+                          <w:rPr>
+                            <w:rFonts w:ascii="Times New Roman" w:hAnsi="Times New Roman" w:cs="Times New Roman"/>
+                            <w:w w:val="90"/>
+                            <w:sz w:val="28"/>
+                            <w:szCs w:val="28"/>
+                            <w:lang w:val="fi-FI"/>
+                          </w:rPr>
+                          <w:t xml:space="preserve">SAINS </w:t>
+                        </w:r>
+                        <w:r>
+                          <w:rPr>
+                            <w:rFonts w:ascii="Times New Roman" w:hAnsi="Times New Roman" w:cs="Times New Roman"/>
+                            <w:w w:val="90"/>
+                            <w:sz w:val="28"/>
+                            <w:szCs w:val="28"/>
+                            <w:lang w:val="fi-FI"/>
+                          </w:rPr>
+                          <w:t>DAN TEKNOLOGI</w:t>
+                        </w:r>
+                      </w:p>
+                      <w:p>
+                        <w:pPr>
+                          <w:pStyle w:val="Header"/>
+                          <w:ind w:left="709"/>
+                          <w:jc w:val="center"/>
+                          <w:rPr>
+                            <w:rFonts w:ascii="Times New Roman" w:hAnsi="Times New Roman" w:cs="Times New Roman"/>
+                            <w:b/>
+                            <w:w w:val="90"/>
+                            <w:sz w:val="28"/>
+                            <w:szCs w:val="28"/>
+                          </w:rPr>
+                        </w:pPr>
+                        <w:r>
+                          <w:rPr>
+                            <w:rFonts w:ascii="Times New Roman" w:hAnsi="Times New Roman" w:cs="Times New Roman"/>
+                            <w:b/>
+                            <w:w w:val="90"/>
+                            <w:sz w:val="28"/>
+                            <w:szCs w:val="28"/>
+                          </w:rPr>
+                          <w:t>LEMBAGA LAYANAN PENDIDIKAN TINGGI</w:t>
+                        </w:r>
+                      </w:p>
+                      <w:p>
+                        <w:pPr>
+                          <w:pStyle w:val="Header"/>
+                          <w:ind w:left="709"/>
+                          <w:jc w:val="center"/>
+                          <w:rPr>
+                            <w:rFonts w:ascii="Times New Roman" w:hAnsi="Times New Roman" w:cs="Times New Roman"/>
+                            <w:sz w:val="32"/>
+                            <w:szCs w:val="32"/>
+                          </w:rPr>
+                        </w:pPr>
+                        <w:r>
+                          <w:rPr>
+                            <w:rFonts w:ascii="Times New Roman" w:hAnsi="Times New Roman" w:cs="Times New Roman"/>
+                            <w:b/>
+                            <w:w w:val="90"/>
+                            <w:sz w:val="28"/>
+                            <w:szCs w:val="28"/>
+                          </w:rPr>
+                          <w:t>WILAYAH IV</w:t>
+                        </w:r>
+                      </w:p>
+                      <w:p>
+                        <w:pPr>
+                          <w:spacing w:after="0" w:line="240" w:lineRule="auto"/>
+                          <w:jc w:val="center"/>
+                          <w:rPr>
+                            <w:rFonts w:ascii="Times New Roman" w:hAnsi="Times New Roman" w:cs="Times New Roman"/>
+                            <w:lang w:val="fi-FI"/>
+                          </w:rPr>
+                        </w:pPr>
+                        <w:r>
+                          <w:rPr>
+                            <w:rFonts w:ascii="Times New Roman" w:hAnsi="Times New Roman" w:cs="Times New Roman"/>
+                            <w:lang w:val="fi-FI"/>
+                          </w:rPr>
+                          <w:t>Alamat Jalan Khp Hasan Mustopa Nomor 38 Kota Bandung 40124</w:t>
+                        </w:r>
+                      </w:p>
+                      <w:p>
+                        <w:pPr>
+                          <w:spacing w:after="0" w:line="240" w:lineRule="auto"/>
+                          <w:jc w:val="center"/>
+                          <w:rPr>
+                            <w:rFonts w:ascii="Times New Roman" w:hAnsi="Times New Roman" w:cs="Times New Roman"/>
+                            <w:lang w:val="fi-FI"/>
+                          </w:rPr>
+                        </w:pPr>
+                        <w:r>
+                          <w:rPr>
+                            <w:rFonts w:ascii="Times New Roman" w:hAnsi="Times New Roman" w:cs="Times New Roman"/>
+                            <w:lang w:val="fi-FI"/>
+                          </w:rPr>
+                          <w:t xml:space="preserve">Telepon (022) 7275630 </w:t>
+                        </w:r>
+                      </w:p>
+                      <w:p>
+                        <w:pPr>
+                          <w:spacing w:after="0" w:line="240" w:lineRule="auto"/>
+                          <w:jc w:val="center"/>
+                          <w:rPr>
+                            <w:rFonts w:ascii="Times New Roman" w:hAnsi="Times New Roman" w:cs="Times New Roman"/>
+                          </w:rPr>
+                        </w:pPr>
+                        <w:r>
+                          <w:rPr>
+                            <w:rFonts w:ascii="Times New Roman" w:hAnsi="Times New Roman" w:cs="Times New Roman"/>
+                            <w:lang w:val="fi-FI"/>
+                          </w:rPr>
+                          <w:t>Laman www.lldikti4.</w:t>
+                        </w:r>
+                        <w:r>
+                          <w:rPr>
+                            <w:rFonts w:ascii="Times New Roman" w:hAnsi="Times New Roman" w:cs="Times New Roman"/>
+                            <w:lang w:val="fi-FI"/>
+                          </w:rPr>
+                          <w:t>kemdiktisaintek</w:t>
+                        </w:r>
+                        <w:r>
+                          <w:rPr>
+                            <w:rFonts w:ascii="Times New Roman" w:hAnsi="Times New Roman" w:cs="Times New Roman"/>
+                            <w:lang w:val="fi-FI"/>
+                          </w:rPr>
+                          <w:t>.go.id</w:t>
+                        </w:r>
+                        <w:bookmarkEnd w:id="4"/>
+                        <w:bookmarkEnd w:id="5"/>
+                        <w:bookmarkEnd w:id="6"/>
+                        <w:bookmarkEnd w:id="7"/>
+                      </w:p>
+                    </w:txbxContent>
+                  </v:textbox>
+                </v:shape>
+                <v:shapetype id="_x0000_t32" coordsize="21600,21600" o:spt="32" o:oned="t" path="m,l21600,21600e" filled="f">
+                  <v:path arrowok="t" fillok="f" o:connecttype="none"/>
+                  <o:lock v:ext="edit" shapetype="t"/>
+                </v:shapetype>
+                <v:shape id="Straight Arrow Connector 11" o:spid="_x0000_s1028" type="#_x0000_t32" style="position:absolute;left:690;top:14147;width:64077;height:0;visibility:visible;mso-wrap-style:square" o:connectortype="straight" o:gfxdata="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" strokeweight="2.25pt"/>
+                <v:shapetype id="_x0000_t75" coordsize="21600,21600" o:spt="75" o:preferrelative="t" path="m@4@5l@4@11@9@11@9@5xe" filled="f" stroked="f">
+                  <v:stroke joinstyle="miter"/>
+                  <v:formulas>
+                    <v:f eqn="if lineDrawn pixelLineWidth 0"/>
+                    <v:f eqn="sum @0 1 0"/>
+                    <v:f eqn="sum 0 0 @1"/>
+                    <v:f eqn="prod @2 1 2"/>
+                    <v:f eqn="prod @3 21600 pixelWidth"/>
+                    <v:f eqn="prod @3 21600 pixelHeight"/>
+                    <v:f eqn="sum @0 0 1"/>
+                    <v:f eqn="prod @6 1 2"/>
+                    <v:f eqn="prod @7 21600 pixelWidth"/>
+                    <v:f eqn="sum @8 21600 0"/>
+                    <v:f eqn="prod @7 21600 pixelHeight"/>
+                    <v:f eqn="sum @10 21600 0"/>
+                  </v:formulas>
+                  <v:path o:extrusionok="f" gradientshapeok="t" o:connecttype="rect"/>
+                  <o:lock v:ext="edit" aspectratio="t"/>
+                </v:shapetype>
+                <v:shape id="Picture 12" o:spid="_x0000_s1029" type="#_x0000_t75" style="position:absolute;width:14233;height:14061;visibility:visible;mso-wrap-style:square" o:gfxdata="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">
+                  <v:imagedata r:id="rId8" o:title="4924de679121202"/>
+                  <v:path arrowok="t"/>
+                </v:shape>
+                <w10:wrap anchorx="margin"/>
+              </v:group>
+            </w:pict>
+          </mc:Fallback>
+        </mc:AlternateContent>
       </w:r>
       <w:r>
         <w:rPr>
@@ -82,7 +605,7 @@
         <mc:AlternateContent>
           <mc:Choice Requires="wps">
             <w:drawing>
-              <wp:anchor distT="0" distB="0" distL="114300" distR="114300" simplePos="0" relativeHeight="251666432" behindDoc="0" locked="0" layoutInCell="1" allowOverlap="1" wp14:anchorId="20B66B62" wp14:editId="0F2D14FB">
+              <wp:anchor distT="0" distB="0" distL="114300" distR="114300" simplePos="0" relativeHeight="251666432" behindDoc="0" locked="0" layoutInCell="1" allowOverlap="1" wp14:anchorId="20B66B62" wp14:editId="1890B7BA">
                 <wp:simplePos x="0" y="0"/>
                 <wp:positionH relativeFrom="column">
                   <wp:posOffset>-965200</wp:posOffset>
@@ -144,7 +667,7 @@
           </mc:Choice>
           <mc:Fallback>
             <w:pict>
-              <v:rect w14:anchorId="45535821" id="Rectangle 1" o:spid="_x0000_s1026" style="position:absolute;margin-left:-76pt;margin-top:-92.7pt;width:667pt;height:52pt;z-index:251666432;visibility:visible;mso-wrap-style:square;mso-wrap-distance-left:9pt;mso-wrap-distance-top:0;mso-wrap-distance-right:9pt;mso-wrap-distance-bottom:0;mso-position-horizontal:absolute;mso-position-horizontal-relative:text;mso-position-vertical:absolute;mso-position-vertical-relative:text;v-text-anchor:middle" o:gfxdata="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" fillcolor="white [3212]" stroked="f" strokeweight="1pt"/>
+              <v:rect w14:anchorId="41ED41F2" id="Rectangle 1" o:spid="_x0000_s1026" style="position:absolute;margin-left:-76pt;margin-top:-92.7pt;width:667pt;height:52pt;z-index:251666432;visibility:visible;mso-wrap-style:square;mso-wrap-distance-left:9pt;mso-wrap-distance-top:0;mso-wrap-distance-right:9pt;mso-wrap-distance-bottom:0;mso-position-horizontal:absolute;mso-position-horizontal-relative:text;mso-position-vertical:absolute;mso-position-vertical-relative:text;v-text-anchor:middle" o:gfxdata="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" fillcolor="white [3212]" stroked="f" strokeweight="1pt"/>
             </w:pict>
           </mc:Fallback>
         </mc:AlternateContent>
@@ -166,16 +689,6 @@
         <w:rPr>
           <w:rFonts w:ascii="Arial" w:hAnsi="Arial" w:cs="Arial"/>
           <w:b/>
-          <w:lang w:val="id-ID"/>
-        </w:rPr>
-      </w:pPr>
-    </w:p>
-    <w:p>
-      <w:pPr>
-        <w:spacing w:after="0"/>
-        <w:rPr>
-          <w:rFonts w:ascii="Arial" w:hAnsi="Arial" w:cs="Arial"/>
-          <w:bCs/>
           <w:lang w:val="id-ID"/>
         </w:rPr>
       </w:pPr>
@@ -429,23 +942,7 @@
                 <w:b/>
                 <w:bCs/>
               </w:rPr>
-              <w:t xml:space="preserve">Nomor </w:t>
-            </w:r>
-            <w:r>
-              <w:rPr>
-                <w:rFonts w:ascii="Arial" w:hAnsi="Arial" w:cs="Arial"/>
-                <w:b/>
-                <w:bCs/>
-              </w:rPr>
-              <w:t>WA</w:t>
-            </w:r>
-            <w:r>
-              <w:rPr>
-                <w:rFonts w:ascii="Arial" w:hAnsi="Arial" w:cs="Arial"/>
-                <w:b/>
-                <w:bCs/>
-              </w:rPr>
-              <w:t>/E-mail</w:t>
+              <w:t>Nomor WA/E-mail</w:t>
             </w:r>
           </w:p>
         </w:tc>
@@ -503,15 +1000,7 @@
                 <w:b/>
                 <w:bCs/>
               </w:rPr>
-              <w:t>Pekerjaan</w:t>
-            </w:r>
-            <w:r>
-              <w:rPr>
-                <w:rFonts w:ascii="Arial" w:hAnsi="Arial" w:cs="Arial"/>
-                <w:b/>
-                <w:bCs/>
-              </w:rPr>
-              <w:t>/Profesi</w:t>
+              <w:t>Pekerjaan/Profesi</w:t>
             </w:r>
           </w:p>
         </w:tc>
@@ -847,19 +1336,7 @@
               <w:rPr>
                 <w:rFonts w:ascii="Arial" w:hAnsi="Arial" w:cs="Arial"/>
               </w:rPr>
-              <w:t>Melihat/membaca/mendengarkan/</w:t>
-            </w:r>
-            <w:r>
-              <w:rPr>
-                <w:rFonts w:ascii="Arial" w:hAnsi="Arial" w:cs="Arial"/>
-              </w:rPr>
-              <w:t>m</w:t>
-            </w:r>
-            <w:r>
-              <w:rPr>
-                <w:rFonts w:ascii="Arial" w:hAnsi="Arial" w:cs="Arial"/>
-              </w:rPr>
-              <w:t>encatat</w:t>
+              <w:t>Melihat/membaca/mendengarkan/mencatat</w:t>
             </w:r>
           </w:p>
           <w:p>
@@ -1289,13 +1766,7 @@
               <w:rPr>
                 <w:rFonts w:ascii="Arial" w:hAnsi="Arial" w:cs="Arial"/>
               </w:rPr>
-              <w:t>Bandung</w:t>
-            </w:r>
-            <w:r>
-              <w:rPr>
-                <w:rFonts w:ascii="Arial" w:hAnsi="Arial" w:cs="Arial"/>
-              </w:rPr>
-              <w:t>, ………………………………</w:t>
+              <w:t>Bandung, ………………………………</w:t>
             </w:r>
           </w:p>
         </w:tc>
@@ -1524,11 +1995,7 @@
                 </mc:Choice>
                 <mc:Fallback>
                   <w:pict>
-                    <v:shapetype w14:anchorId="21DDC6EC" id="_x0000_t202" coordsize="21600,21600" o:spt="202" path="m,l,21600r21600,l21600,xe">
-                      <v:stroke joinstyle="miter"/>
-                      <v:path gradientshapeok="t" o:connecttype="rect"/>
-                    </v:shapetype>
-                    <v:shape id="Textbox 6" o:spid="_x0000_s1026" type="#_x0000_t202" style="position:absolute;margin-left:73.15pt;margin-top:10.8pt;width:95.25pt;height:45.75pt;z-index:-251646976;visibility:visible;mso-wrap-style:square;mso-width-percent:0;mso-height-percent:0;mso-wrap-distance-left:0;mso-wrap-distance-top:0;mso-wrap-distance-right:0;mso-wrap-distance-bottom:0;mso-position-horizontal:absolute;mso-position-horizontal-relative:page;mso-position-vertical:absolute;mso-position-vertical-relative:text;mso-width-percent:0;mso-height-percent:0;mso-width-relative:margin;mso-height-relative:margin;v-text-anchor:top" o:gfxdata="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" filled="f" strokeweight=".72pt">
+                    <v:shape w14:anchorId="21DDC6EC" id="Textbox 6" o:spid="_x0000_s1030" type="#_x0000_t202" style="position:absolute;margin-left:73.15pt;margin-top:10.8pt;width:95.25pt;height:45.75pt;z-index:-251646976;visibility:visible;mso-wrap-style:square;mso-width-percent:0;mso-height-percent:0;mso-wrap-distance-left:0;mso-wrap-distance-top:0;mso-wrap-distance-right:0;mso-wrap-distance-bottom:0;mso-position-horizontal:absolute;mso-position-horizontal-relative:page;mso-position-vertical:absolute;mso-position-vertical-relative:text;mso-width-percent:0;mso-height-percent:0;mso-width-relative:margin;mso-height-relative:margin;v-text-anchor:top" o:gfxdata="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" filled="f" strokeweight=".72pt">
                       <v:path arrowok="t"/>
                       <v:textbox inset="0,0,0,0">
                         <w:txbxContent>
@@ -1636,13 +2103,7 @@
               <w:rPr>
                 <w:rFonts w:ascii="Arial" w:hAnsi="Arial" w:cs="Arial"/>
               </w:rPr>
-              <w:t>*</w:t>
-            </w:r>
-            <w:r>
-              <w:rPr>
-                <w:rFonts w:ascii="Arial" w:hAnsi="Arial" w:cs="Arial"/>
-              </w:rPr>
-              <w:t xml:space="preserve"> </w:t>
+              <w:t xml:space="preserve">* </w:t>
             </w:r>
             <w:r>
               <w:rPr>
@@ -4904,7 +5365,7 @@
     <w:lsdException w:name="Normal Indent" w:semiHidden="1" w:unhideWhenUsed="1"/>
     <w:lsdException w:name="footnote text" w:semiHidden="1" w:unhideWhenUsed="1"/>
     <w:lsdException w:name="annotation text" w:semiHidden="1" w:unhideWhenUsed="1"/>
-    <w:lsdException w:name="header" w:semiHidden="1" w:unhideWhenUsed="1"/>
+    <w:lsdException w:name="header" w:semiHidden="1" w:uiPriority="0" w:unhideWhenUsed="1"/>
     <w:lsdException w:name="footer" w:semiHidden="1" w:unhideWhenUsed="1"/>
     <w:lsdException w:name="index heading" w:semiHidden="1" w:unhideWhenUsed="1"/>
     <w:lsdException w:name="caption" w:semiHidden="1" w:uiPriority="35" w:unhideWhenUsed="1" w:qFormat="1"/>
@@ -5338,6 +5799,7 @@
   <w:style w:type="character" w:default="1" w:styleId="DefaultParagraphFont">
     <w:name w:val="Default Paragraph Font"/>
     <w:uiPriority w:val="1"/>
+    <w:semiHidden/>
     <w:unhideWhenUsed/>
   </w:style>
   <w:style w:type="table" w:default="1" w:styleId="TableNormal">
@@ -5399,7 +5861,6 @@
     <w:name w:val="header"/>
     <w:basedOn w:val="Normal"/>
     <w:link w:val="HeaderChar"/>
-    <w:uiPriority w:val="99"/>
     <w:unhideWhenUsed/>
     <w:rsid w:val="00455C88"/>
     <w:pPr>
@@ -5414,7 +5875,6 @@
     <w:name w:val="Header Char"/>
     <w:basedOn w:val="DefaultParagraphFont"/>
     <w:link w:val="Header"/>
-    <w:uiPriority w:val="99"/>
     <w:rsid w:val="00455C88"/>
     <w:rPr>
       <w:rFonts w:eastAsiaTheme="minorEastAsia"/>
